--- a/KTM_seminar.docx
+++ b/KTM_seminar.docx
@@ -3597,7 +3597,7 @@
       <w:pPr>
         <w:pStyle w:val="Heading2"/>
       </w:pPr>
-      <w:bookmarkStart w:id="8" w:name="_Toc222306663"/>
+      <w:bookmarkStart w:id="7" w:name="_Toc222306663"/>
       <w:r>
         <w:lastRenderedPageBreak/>
         <w:t>2.2.  Senzor p</w:t>
@@ -3608,7 +3608,7 @@
       <w:r>
         <w:t>ska</w:t>
       </w:r>
-      <w:bookmarkEnd w:id="8"/>
+      <w:bookmarkEnd w:id="7"/>
     </w:p>
     <w:p>
       <w:pPr>
@@ -3708,7 +3708,7 @@
                                 <w:iCs w:val="0"/>
                               </w:rPr>
                             </w:pPr>
-                            <w:bookmarkStart w:id="9" w:name="_Toc207293898"/>
+                            <w:bookmarkStart w:id="8" w:name="_Toc207293898"/>
                             <w:r>
                               <w:rPr>
                                 <w:b/>
@@ -3773,7 +3773,7 @@
                               </w:rPr>
                               <w:t xml:space="preserve"> Senzor pritiska</w:t>
                             </w:r>
-                            <w:bookmarkEnd w:id="9"/>
+                            <w:bookmarkEnd w:id="8"/>
                           </w:p>
                         </w:txbxContent>
                       </wps:txbx>
@@ -3976,12 +3976,12 @@
       <w:pPr>
         <w:pStyle w:val="Heading2"/>
       </w:pPr>
-      <w:bookmarkStart w:id="11" w:name="_Toc222306664"/>
+      <w:bookmarkStart w:id="9" w:name="_Toc222306664"/>
       <w:r>
         <w:lastRenderedPageBreak/>
         <w:t>2.3.  Tipkalo</w:t>
       </w:r>
-      <w:bookmarkEnd w:id="11"/>
+      <w:bookmarkEnd w:id="9"/>
     </w:p>
     <w:p>
       <w:pPr>
@@ -4065,7 +4065,7 @@
                                 <w:szCs w:val="22"/>
                               </w:rPr>
                             </w:pPr>
-                            <w:bookmarkStart w:id="12" w:name="_Toc207293899"/>
+                            <w:bookmarkStart w:id="10" w:name="_Toc207293899"/>
                             <w:r>
                               <w:rPr>
                                 <w:b/>
@@ -4137,7 +4137,7 @@
                               </w:rPr>
                               <w:t xml:space="preserve"> Tipkalo</w:t>
                             </w:r>
-                            <w:bookmarkEnd w:id="12"/>
+                            <w:bookmarkEnd w:id="10"/>
                           </w:p>
                         </w:txbxContent>
                       </wps:txbx>
@@ -4344,12 +4344,12 @@
       <w:pPr>
         <w:pStyle w:val="Heading2"/>
       </w:pPr>
-      <w:bookmarkStart w:id="14" w:name="_Toc222306665"/>
+      <w:bookmarkStart w:id="11" w:name="_Toc222306665"/>
       <w:r>
         <w:lastRenderedPageBreak/>
         <w:t>2.3.  Tranzistor BD139</w:t>
       </w:r>
-      <w:bookmarkEnd w:id="14"/>
+      <w:bookmarkEnd w:id="11"/>
     </w:p>
     <w:p>
       <w:pPr>
@@ -4439,7 +4439,7 @@
                                 <w:szCs w:val="22"/>
                               </w:rPr>
                             </w:pPr>
-                            <w:bookmarkStart w:id="15" w:name="_Toc207293900"/>
+                            <w:bookmarkStart w:id="12" w:name="_Toc207293900"/>
                             <w:r>
                               <w:rPr>
                                 <w:b/>
@@ -4511,7 +4511,7 @@
                               </w:rPr>
                               <w:t xml:space="preserve"> Tranzistor BD139</w:t>
                             </w:r>
-                            <w:bookmarkEnd w:id="15"/>
+                            <w:bookmarkEnd w:id="12"/>
                           </w:p>
                         </w:txbxContent>
                       </wps:txbx>
@@ -4719,12 +4719,12 @@
       <w:pPr>
         <w:pStyle w:val="Heading2"/>
       </w:pPr>
-      <w:bookmarkStart w:id="17" w:name="_Toc222306666"/>
+      <w:bookmarkStart w:id="13" w:name="_Toc222306666"/>
       <w:r>
         <w:lastRenderedPageBreak/>
         <w:t>2.4. Relej SRD-05VDC-SL-C</w:t>
       </w:r>
-      <w:bookmarkEnd w:id="17"/>
+      <w:bookmarkEnd w:id="13"/>
       <w:r>
         <w:t xml:space="preserve"> </w:t>
       </w:r>
@@ -4803,7 +4803,7 @@
           <w:color w:val="auto"/>
         </w:rPr>
       </w:pPr>
-      <w:bookmarkStart w:id="18" w:name="_Toc207293901"/>
+      <w:bookmarkStart w:id="14" w:name="_Toc207293901"/>
       <w:r>
         <w:rPr>
           <w:b/>
@@ -4875,7 +4875,7 @@
         </w:rPr>
         <w:t xml:space="preserve"> Relej</w:t>
       </w:r>
-      <w:bookmarkEnd w:id="18"/>
+      <w:bookmarkEnd w:id="14"/>
     </w:p>
     <w:p/>
     <w:p/>
@@ -4888,12 +4888,12 @@
       <w:pPr>
         <w:pStyle w:val="Heading2"/>
       </w:pPr>
-      <w:bookmarkStart w:id="19" w:name="_Toc222306667"/>
+      <w:bookmarkStart w:id="15" w:name="_Toc222306667"/>
       <w:r>
         <w:lastRenderedPageBreak/>
         <w:t xml:space="preserve">2.5. </w:t>
       </w:r>
-      <w:bookmarkEnd w:id="19"/>
+      <w:bookmarkEnd w:id="15"/>
       <w:r>
         <w:t>1602A display</w:t>
       </w:r>
@@ -5223,7 +5223,7 @@
       <w:pPr>
         <w:pStyle w:val="Heading2"/>
       </w:pPr>
-      <w:bookmarkStart w:id="20" w:name="_Toc222306668"/>
+      <w:bookmarkStart w:id="16" w:name="_Toc222306668"/>
       <w:r>
         <w:t>2.</w:t>
       </w:r>
@@ -5233,7 +5233,7 @@
       <w:r>
         <w:t xml:space="preserve">. </w:t>
       </w:r>
-      <w:bookmarkEnd w:id="20"/>
+      <w:bookmarkEnd w:id="16"/>
       <w:r>
         <w:t>GY-21 senzor</w:t>
       </w:r>
@@ -5562,7 +5562,7 @@
       <w:pPr>
         <w:pStyle w:val="Heading2"/>
       </w:pPr>
-      <w:bookmarkStart w:id="21" w:name="_Toc207290239"/>
+      <w:bookmarkStart w:id="17" w:name="_Toc207290239"/>
       <w:r>
         <w:t>2.</w:t>
       </w:r>
@@ -5572,7 +5572,7 @@
       <w:r>
         <w:t>. Ostale komponente</w:t>
       </w:r>
-      <w:bookmarkEnd w:id="21"/>
+      <w:bookmarkEnd w:id="17"/>
     </w:p>
     <w:p>
       <w:r>
@@ -5614,12 +5614,12 @@
       <w:pPr>
         <w:pStyle w:val="Heading1"/>
       </w:pPr>
-      <w:bookmarkStart w:id="22" w:name="_Toc222306669"/>
+      <w:bookmarkStart w:id="18" w:name="_Toc222306669"/>
       <w:r>
         <w:lastRenderedPageBreak/>
         <w:t>3. Shema spajanja</w:t>
       </w:r>
-      <w:bookmarkEnd w:id="22"/>
+      <w:bookmarkEnd w:id="18"/>
     </w:p>
     <w:p>
       <w:r>
@@ -5641,19 +5641,7 @@
         <w:t xml:space="preserve"> osim senzora pritiska</w:t>
       </w:r>
       <w:r>
-        <w:t xml:space="preserve">, </w:t>
-      </w:r>
-      <w:r>
-        <w:t>senzor</w:t>
-      </w:r>
-      <w:r>
-        <w:t>a</w:t>
-      </w:r>
-      <w:r>
-        <w:t xml:space="preserve"> GY_21, display</w:t>
-      </w:r>
-      <w:r>
-        <w:t>-a</w:t>
+        <w:t>, senzora GY_21, display-a</w:t>
       </w:r>
       <w:r>
         <w:t xml:space="preserve"> i releja</w:t>
@@ -5958,7 +5946,7 @@
           <w:noProof/>
         </w:rPr>
         <w:drawing>
-          <wp:anchor distT="0" distB="0" distL="114300" distR="114300" simplePos="0" relativeHeight="251682816" behindDoc="1" locked="0" layoutInCell="1" allowOverlap="1" wp14:anchorId="6C03C89B" wp14:editId="131AEDEF">
+          <wp:anchor distT="0" distB="0" distL="114300" distR="114300" simplePos="0" relativeHeight="251682816" behindDoc="1" locked="0" layoutInCell="1" allowOverlap="1" wp14:anchorId="6C03C89B" wp14:editId="5E74F411">
             <wp:simplePos x="0" y="0"/>
             <wp:positionH relativeFrom="margin">
               <wp:posOffset>-571500</wp:posOffset>
@@ -6136,12 +6124,12 @@
       <w:pPr>
         <w:pStyle w:val="Heading1"/>
       </w:pPr>
-      <w:bookmarkStart w:id="23" w:name="_Toc222306670"/>
+      <w:bookmarkStart w:id="19" w:name="_Toc222306670"/>
       <w:r>
         <w:lastRenderedPageBreak/>
         <w:t>4. Opis rada sustava</w:t>
       </w:r>
-      <w:bookmarkEnd w:id="23"/>
+      <w:bookmarkEnd w:id="19"/>
     </w:p>
     <w:p>
       <w:pPr>
@@ -6213,12 +6201,12 @@
       <w:pPr>
         <w:pStyle w:val="Heading1"/>
       </w:pPr>
-      <w:bookmarkStart w:id="24" w:name="_Toc222306671"/>
+      <w:bookmarkStart w:id="20" w:name="_Toc222306671"/>
       <w:r>
         <w:lastRenderedPageBreak/>
         <w:t>5. Opis programskog koda</w:t>
       </w:r>
-      <w:bookmarkEnd w:id="24"/>
+      <w:bookmarkEnd w:id="20"/>
     </w:p>
     <w:p/>
     <w:p>
@@ -6228,11 +6216,11 @@
           <w:u w:val="single"/>
         </w:rPr>
       </w:pPr>
-      <w:bookmarkStart w:id="25" w:name="_Toc222306672"/>
+      <w:bookmarkStart w:id="21" w:name="_Toc222306672"/>
       <w:r>
         <w:t>5.1. Inicijaliziranje PWM modula i osnovnih varijabli</w:t>
       </w:r>
-      <w:bookmarkEnd w:id="25"/>
+      <w:bookmarkEnd w:id="21"/>
     </w:p>
     <w:p>
       <w:pPr>
@@ -6701,11 +6689,11 @@
       <w:pPr>
         <w:pStyle w:val="Heading2"/>
       </w:pPr>
-      <w:bookmarkStart w:id="26" w:name="_Toc222306673"/>
+      <w:bookmarkStart w:id="22" w:name="_Toc222306673"/>
       <w:r>
         <w:t>5.2. Očitavanje analognih vrijednosti</w:t>
       </w:r>
-      <w:bookmarkEnd w:id="26"/>
+      <w:bookmarkEnd w:id="22"/>
     </w:p>
     <w:p>
       <w:pPr>
@@ -6895,11 +6883,11 @@
       <w:pPr>
         <w:pStyle w:val="Heading2"/>
       </w:pPr>
-      <w:bookmarkStart w:id="27" w:name="_Toc222306674"/>
+      <w:bookmarkStart w:id="23" w:name="_Toc222306674"/>
       <w:r>
         <w:t>5.3. Jednadžbe kalibracije i programi rada</w:t>
       </w:r>
-      <w:bookmarkEnd w:id="27"/>
+      <w:bookmarkEnd w:id="23"/>
     </w:p>
     <w:p>
       <w:pPr>
@@ -13480,11 +13468,11 @@
       <w:pPr>
         <w:pStyle w:val="Heading2"/>
       </w:pPr>
-      <w:bookmarkStart w:id="28" w:name="_Toc222306675"/>
+      <w:bookmarkStart w:id="24" w:name="_Toc222306675"/>
       <w:r>
         <w:t>5.4. Postavljanje PWM signala</w:t>
       </w:r>
-      <w:bookmarkEnd w:id="28"/>
+      <w:bookmarkEnd w:id="24"/>
     </w:p>
     <w:p>
       <w:pPr>
@@ -13846,12 +13834,12 @@
       <w:pPr>
         <w:pStyle w:val="Heading2"/>
       </w:pPr>
-      <w:bookmarkStart w:id="29" w:name="_Toc222306676"/>
+      <w:bookmarkStart w:id="25" w:name="_Toc222306676"/>
       <w:r>
         <w:lastRenderedPageBreak/>
         <w:t>5.5. Prebacivanje između režima rada</w:t>
       </w:r>
-      <w:bookmarkEnd w:id="29"/>
+      <w:bookmarkEnd w:id="25"/>
     </w:p>
     <w:p>
       <w:pPr>
@@ -16870,12 +16858,12 @@
       <w:pPr>
         <w:pStyle w:val="Heading1"/>
       </w:pPr>
-      <w:bookmarkStart w:id="30" w:name="_Toc222306677"/>
+      <w:bookmarkStart w:id="26" w:name="_Toc222306677"/>
       <w:r>
         <w:lastRenderedPageBreak/>
         <w:t>6. Testiranje i rezultati</w:t>
       </w:r>
-      <w:bookmarkEnd w:id="30"/>
+      <w:bookmarkEnd w:id="26"/>
     </w:p>
     <w:p>
       <w:r>
@@ -17009,11 +16997,11 @@
       <w:pPr>
         <w:pStyle w:val="Heading1"/>
       </w:pPr>
-      <w:bookmarkStart w:id="31" w:name="_Toc222306678"/>
+      <w:bookmarkStart w:id="27" w:name="_Toc222306678"/>
       <w:r>
         <w:t>7. Zaključak</w:t>
       </w:r>
-      <w:bookmarkEnd w:id="31"/>
+      <w:bookmarkEnd w:id="27"/>
     </w:p>
     <w:p>
       <w:r>
@@ -17071,10 +17059,7 @@
         <w:t>______________________</w:t>
       </w:r>
       <w:r>
-        <w:t xml:space="preserve">    </w:t>
-      </w:r>
-      <w:r>
-        <w:t>______________________</w:t>
+        <w:t xml:space="preserve">    ______________________</w:t>
       </w:r>
     </w:p>
     <w:p>
@@ -17082,31 +17067,19 @@
         <w:jc w:val="center"/>
       </w:pPr>
       <w:r>
-        <w:t xml:space="preserve">                                                                                </w:t>
-      </w:r>
-      <w:r>
-        <w:t>Ime i Prezime</w:t>
-      </w:r>
-      <w:r>
-        <w:t xml:space="preserve">                             </w:t>
-      </w:r>
-      <w:r>
-        <w:t xml:space="preserve">Ime i Prezime    </w:t>
-      </w:r>
-      <w:r>
-        <w:t xml:space="preserve">                                          </w:t>
+        <w:t xml:space="preserve">                                                                                Ime i Prezime                             Ime i Prezime                                              </w:t>
       </w:r>
     </w:p>
     <w:p>
       <w:pPr>
         <w:pStyle w:val="Heading1"/>
       </w:pPr>
-      <w:bookmarkStart w:id="32" w:name="_Toc222306679"/>
+      <w:bookmarkStart w:id="28" w:name="_Toc222306679"/>
       <w:r>
         <w:lastRenderedPageBreak/>
         <w:t>8. Literatura</w:t>
       </w:r>
-      <w:bookmarkEnd w:id="32"/>
+      <w:bookmarkEnd w:id="28"/>
     </w:p>
     <w:p>
       <w:hyperlink r:id="rId17" w:history="1">
@@ -17201,12 +17174,12 @@
       <w:pPr>
         <w:pStyle w:val="Heading1"/>
       </w:pPr>
-      <w:bookmarkStart w:id="33" w:name="_Toc222306680"/>
+      <w:bookmarkStart w:id="29" w:name="_Toc222306680"/>
       <w:r>
         <w:lastRenderedPageBreak/>
         <w:t>9. Prilozi</w:t>
       </w:r>
-      <w:bookmarkEnd w:id="33"/>
+      <w:bookmarkEnd w:id="29"/>
       <w:r>
         <w:t xml:space="preserve"> </w:t>
       </w:r>
@@ -17449,17 +17422,35 @@
     </w:p>
     <w:p/>
     <w:p>
-      <w:r>
-        <w:t xml:space="preserve">GitHub repoyitorij: </w:t>
-      </w:r>
       <w:hyperlink r:id="rId25" w:history="1">
         <w:r>
           <w:rPr>
             <w:rStyle w:val="Hyperlink"/>
           </w:rPr>
-          <w:t>https://github.com/tin1908/URS_Seminar_TinOrsic</w:t>
+          <w:t>GitHub repo</w:t>
+        </w:r>
+        <w:r>
+          <w:rPr>
+            <w:rStyle w:val="Hyperlink"/>
+          </w:rPr>
+          <w:t>z</w:t>
+        </w:r>
+        <w:r>
+          <w:rPr>
+            <w:rStyle w:val="Hyperlink"/>
+          </w:rPr>
+          <w:t>itorij</w:t>
         </w:r>
       </w:hyperlink>
+      <w:r>
+        <w:t>:</w:t>
+      </w:r>
+      <w:r>
+        <w:t xml:space="preserve"> </w:t>
+      </w:r>
+      <w:r>
+        <w:t>https://github.com/tin1908/KTM_seminar_Hodak_Orsic.git</w:t>
+      </w:r>
     </w:p>
     <w:p/>
     <w:p/>
@@ -18373,6 +18364,7 @@
   <w:style w:type="character" w:default="1" w:styleId="DefaultParagraphFont">
     <w:name w:val="Default Paragraph Font"/>
     <w:uiPriority w:val="1"/>
+    <w:semiHidden/>
     <w:unhideWhenUsed/>
   </w:style>
   <w:style w:type="table" w:default="1" w:styleId="TableNormal">
